--- a/downloads/PIA5704/PIA5704_Q2_Written_Answer.docx
+++ b/downloads/PIA5704/PIA5704_Q2_Written_Answer.docx
@@ -14,12 +14,12 @@
     </w:p>
     <w:p>
       <w:r>
-        <w:t>电缆结构应适合使用环境，导体截面则须同时满足修正后的载流量、允许压降及损耗要求，并与保护措施配合。主要考虑以下因素。</w:t>
+        <w:t>电缆选择包括导体、绝缘、护套及铠装等；导体截面须兼顾载流量、压降及功率损耗。影响工业电气装置电缆选型及截面的因素如下。</w:t>
       </w:r>
     </w:p>
     <w:p>
       <w:r>
-        <w:t>Cable construction must suit its service environment. Conductor size must meet corrected current-carrying capacity, permissible voltage drop and loss requirements, with suitable protection. The governing factors are as follows.</w:t>
+        <w:t>Cable selection covers the conductor, insulation, sheath and armour. Conductor size must consider current-carrying capacity, voltage drop and power loss. The governing factors for an industrial electrical installation are as follows.</w:t>
       </w:r>
     </w:p>
     <w:p>
@@ -27,17 +27,17 @@
         <w:pStyle w:val="Heading2"/>
       </w:pPr>
       <w:r>
-        <w:t>1 负载及设计电流 / Load and design current</w:t>
+        <w:t>1 电缆结构及材料 / Cable construction and materials</w:t>
       </w:r>
     </w:p>
     <w:p>
       <w:r>
-        <w:t>按设备负载、最大需量、同时使用情况、工作周期、功率因数及效率确定设计电流。工业电动机还需考虑启动电流及启动压降，避免运行时过热或启动困难。</w:t>
+        <w:t>选择导体材料（铜或铝）、芯数、绝缘（PVC或XLPE）、护套及铠装。不同结构的额定资料不同，须使用与所选电缆相符的载流量及压降数据。</w:t>
       </w:r>
     </w:p>
     <w:p>
       <w:r>
-        <w:t>Establish design current from plant loads, maximum demand, simultaneous operation, duty cycle, power factor and efficiency. Industrial motors also require starting-current and starting-voltage checks to prevent overheating or difficulty starting.</w:t>
+        <w:t>Select the conductor material (copper or aluminium), number of cores, insulation (PVC or XLPE), sheath and armour. Different constructions require corresponding current-rating and voltage-drop data.</w:t>
       </w:r>
     </w:p>
     <w:p>
@@ -45,17 +45,17 @@
         <w:pStyle w:val="Heading2"/>
       </w:pPr>
       <w:r>
-        <w:t>2 电缆结构及电气规格 / Cable construction and electrical specification</w:t>
+        <w:t>2 外部环境影响 / External influences</w:t>
       </w:r>
     </w:p>
     <w:p>
       <w:r>
-        <w:t>选择适当的导体材料、芯数、绝缘、护套、铠装及额定电压，并匹配相制、载流导体数量和排列。A6(1)主要适用于单芯、PVC绝缘、非铠装铜电缆，其他结构应采用相应额定资料。</w:t>
+        <w:t>工业装置的环境条件及一般特性须先评估，以选择合适的电缆结构和材料。不能只按负载电流选择截面，而忽略电缆是否适合实际使用环境。</w:t>
       </w:r>
     </w:p>
     <w:p>
       <w:r>
-        <w:t>Select conductor material, core count, insulation, sheath, armour and voltage rating to suit the supply and service. Match phase, loaded-conductor count and formation. A6(1) mainly covers single-core, PVC-insulated, non-armoured copper cables; other constructions need applicable rating data.</w:t>
+        <w:t>Assess the environmental conditions and general characteristics of the industrial installation to select suitable cable construction and materials. Selection must address suitability for service as well as conductor size for the load.</w:t>
       </w:r>
     </w:p>
     <w:p>
@@ -68,12 +68,12 @@
     </w:p>
     <w:p>
       <w:r>
-        <w:t>根据Appendix 7确定参考Method，再选载流量栏位。管道、线槽、隔热墙、桥架及自由空气的散热条件不同；围护或散热受限时，通常需降低允许电流或增大截面。</w:t>
+        <w:t>安装方式影响散热及载流量。按Appendix 7识别参考Method，再选择A6(1)中对应的额定值；管道内、直接固定及自由空气等布置不能任意使用同一栏位。</w:t>
       </w:r>
     </w:p>
     <w:p>
       <w:r>
-        <w:t>Identify the reference Method in Appendix 7 before selecting the rating column. Conduit, trunking, insulated walls, trays and free air have different cooling conditions. Enclosure or restricted cooling normally requires derating or a larger conductor.</w:t>
+        <w:t>Installation affects cooling and current-carrying capacity. Identify the reference Method from Appendix 7, then use the corresponding A6(1) rating. Conduit, clipped-direct and free-air arrangements require their respective rating columns.</w:t>
       </w:r>
     </w:p>
     <w:p>
@@ -81,17 +81,35 @@
         <w:pStyle w:val="Heading2"/>
       </w:pPr>
       <w:r>
-        <w:t>4 环境温度 / Ambient temperature</w:t>
+        <w:t>4 负载及设计电流 / Loading and design current</w:t>
       </w:r>
     </w:p>
     <w:p>
       <w:r>
-        <w:t>环境温度越高，导体可用的温升余量越小。应按绝缘种类和预计环境温度选择Ca；一般采用A5(1)，而BS 3036半封闭熔断器承担过载保护时采用A5(2)。</w:t>
+        <w:t>负载决定设计电流Ib。电缆在实际安装条件下须有足够的载流量；所需电流越大，通常需要更大的导体截面，以限制运行温升。</w:t>
       </w:r>
     </w:p>
     <w:p>
       <w:r>
-        <w:t>Higher ambient temperature reduces the available temperature-rise margin. Select Ca for the insulation and expected ambient temperature. Use A5(1) generally, but A5(2) where a BS 3036 semi-enclosed fuse provides overload protection.</w:t>
+        <w:t>The load determines design current Ib. The cable must have adequate current-carrying capacity under its actual installation conditions. A higher required current generally calls for a larger conductor to limit temperature rise.</w:t>
+      </w:r>
+    </w:p>
+    <w:p>
+      <w:pPr>
+        <w:pStyle w:val="Heading2"/>
+      </w:pPr>
+      <w:r>
+        <w:t>5 环境温度 / Ambient temperature</w:t>
+      </w:r>
+    </w:p>
+    <w:p>
+      <w:r>
+        <w:t>环境温度升高会减少电缆的散热温差和允许温升余量，使可用载流量降低。应按绝缘种类及环境温度选择修正系数Ca，再确定所需表列载流量。</w:t>
+      </w:r>
+    </w:p>
+    <w:p>
+      <w:r>
+        <w:t>Higher ambient temperature reduces the thermal margin and available current-carrying capacity. Select ambient-temperature factor Ca for the insulation and ambient conditions before determining the required tabulated current rating.</w:t>
       </w:r>
     </w:p>
     <w:p>
@@ -108,17 +126,17 @@
         <w:pStyle w:val="Heading2"/>
       </w:pPr>
       <w:r>
-        <w:t>5 电缆成组及间距 / Cable grouping and spacing</w:t>
+        <w:t>6 电缆成组 / Grouping</w:t>
       </w:r>
     </w:p>
     <w:p>
       <w:r>
-        <w:t>多回路同时带载会互相加热。按A5(3)考虑回路数量、接触或分隔、层数及桥架排列确定Cg。密集成组通常降低载流量；符合表注的间距可改善散热。</w:t>
+        <w:t>围护内或成束敷设的回路会互相加热，应采用成组系数Cg。Cg降低时，所需表列载流量增大，可能使导体截面明显增加；须按实际成组布置选择系数。</w:t>
       </w:r>
     </w:p>
     <w:p>
       <w:r>
-        <w:t>Loaded circuits heat one another. Select Cg from A5(3) for circuit count, touching or spacing, layers and tray arrangement. Dense grouping normally reduces capacity, while spacing that satisfies the table notes improves cooling.</w:t>
+        <w:t>Circuits grouped in enclosures or bunched together heat one another. Apply grouping factor Cg for the actual arrangement. A lower Cg increases the required tabulated rating and can significantly increase conductor size.</w:t>
       </w:r>
     </w:p>
     <w:p>
@@ -126,17 +144,17 @@
         <w:pStyle w:val="Heading2"/>
       </w:pPr>
       <w:r>
-        <w:t>6 建筑隔热材料 / Thermal insulation</w:t>
+        <w:t>7 隔热材料 / Thermal insulation</w:t>
       </w:r>
     </w:p>
     <w:p>
       <w:r>
-        <w:t>隔热材料阻碍电缆散热。按A5(4)考虑包围长度及材料性能，并区分Method 4已有的安装条件与额外隔热影响。完全包围较长距离时，通常需要明显折减载流量。</w:t>
+        <w:t>隔热材料阻碍电缆散热，降低允许载流量。应根据实际隔热安装条件采用适当的额定值及隔热修正Ci，必要时增大导体截面。</w:t>
       </w:r>
     </w:p>
     <w:p>
       <w:r>
-        <w:t>Thermal insulation restricts heat dissipation. Apply A5(4), considering enclosed length and insulation properties. Distinguish conditions already represented by Method 4 from additional insulation effects. Extended total enclosure normally requires substantial derating.</w:t>
+        <w:t>Thermal insulation restricts heat dissipation and reduces permissible current. Use the rating and insulation correction Ci appropriate to the actual installation; a larger conductor may be required.</w:t>
       </w:r>
     </w:p>
     <w:p>
@@ -144,17 +162,17 @@
         <w:pStyle w:val="Heading2"/>
       </w:pPr>
       <w:r>
-        <w:t>7 封闭地沟 / Enclosed trenches</w:t>
+        <w:t>8 过电流保护器件 / Overcurrent protective device</w:t>
       </w:r>
     </w:p>
     <w:p>
       <w:r>
-        <w:t>地沟内积热受沟体及盖板、尺寸、间距、组数和截面影响。Appendix 7的Methods 18–20应按A5(6)修正相应Method 12或13的基础载流量，不能直接采用开放敷设额定值。</w:t>
+        <w:t>选线须考虑保护器件额定电流In，不能只按Ib查表。按适用的温度、成组、隔热及器件系数确定所需表列载流量It；BS 3036半封闭熔断器的器件系数Cd为0.725。</w:t>
       </w:r>
     </w:p>
     <w:p>
       <w:r>
-        <w:t>Trench heat accumulation depends on its construction, cover, dimensions, spacing, cable count and size. For Methods 18–20, apply A5(6) to the corresponding Method 12 or 13 base capacity; an open-installation rating cannot be used directly.</w:t>
+        <w:t>Cable sizing must consider protective-device current rating In, rather than Ib alone. Determine required tabulated rating It using the applicable temperature, grouping, insulation and device factors. The device factor Cd for BS 3036 semi-enclosed fuses is 0.725.</w:t>
       </w:r>
     </w:p>
     <w:p>
@@ -162,26 +180,17 @@
         <w:pStyle w:val="Heading2"/>
       </w:pPr>
       <w:r>
-        <w:t>8 保护器件及故障承受能力 / Protection and fault withstand</w:t>
+        <w:t>9 线路长度及压降 / Cable length and voltage drop</w:t>
       </w:r>
     </w:p>
     <w:p>
       <w:r>
-        <w:t>过载保护额定值或整定值应与设计电流及修正后的载流量配合。A5(5)对BS 3036半封闭熔断器规定0.725的器件修正，其他所列器件为1.0；还须核查故障热承受能力及及时切除故障的条件。</w:t>
+        <w:t>压降随线路长度和负载电流增加而增大。应按电缆类型、截面、安装方式及交流或直流回路选择压降数据，并计入上游压降；载流量合格后，仍可能因压降需要增大截面。</w:t>
       </w:r>
     </w:p>
     <w:p>
       <w:r>
-        <w:t>Coordinate the overload-device rating or setting with design current and corrected capacity. A5(5) gives a device factor of 0.725 for BS 3036 semi-enclosed fuses and 1.0 for the other listed devices. Also check fault-energy withstand and timely fault disconnection.</w:t>
-      </w:r>
-    </w:p>
-    <w:p>
-      <w:pPr>
-        <w:pStyle w:val="Heading1"/>
-        <w:pageBreakBefore/>
-      </w:pPr>
-      <w:r>
-        <w:t>Q2 影响因素（续） / Governing factors (continued)</w:t>
+        <w:t>Voltage drop increases with route length and load current. Select data for cable type, size, installation and a.c. or d.c. circuit, and allow for upstream drop. A cable adequate for current capacity may still require a larger size to satisfy voltage-drop requirements.</w:t>
       </w:r>
     </w:p>
     <w:p>
@@ -189,81 +198,17 @@
         <w:pStyle w:val="Heading2"/>
       </w:pPr>
       <w:r>
-        <w:t>9 线路长度及压降 / Route length and voltage drop</w:t>
+        <w:t>10 功率损耗及能源效益 / Power loss and energy efficiency</w:t>
       </w:r>
     </w:p>
     <w:p>
       <w:r>
-        <w:t>线路越长或电流越大，压降通常越大。按A6(1)选择匹配截面、相制及排列的压降数据，兼顾交流电抗和功率因数。合并上、下游压降，并检查电动机启动；必要时增大截面。</w:t>
+        <w:t>功率损耗也是截面确定的标准。相同电流下，导体电阻越大，损耗越大；增大截面可降低电阻及损耗。因此选择时须兼顾能源效益，不能只检查载流量及压降。</w:t>
       </w:r>
     </w:p>
     <w:p>
       <w:r>
-        <w:t>Longer routes and higher current generally increase voltage drop. Use the A6(1) data for the size, phase and formation, allowing for a.c. reactance and power factor. Check combined upstream and downstream drop and motor starting; increase size where necessary.</w:t>
-      </w:r>
-    </w:p>
-    <w:p>
-      <w:pPr>
-        <w:pStyle w:val="Heading2"/>
-      </w:pPr>
-      <w:r>
-        <w:t>10 工业环境及机械条件 / Industrial environment and mechanical conditions</w:t>
-      </w:r>
-    </w:p>
-    <w:p>
-      <w:r>
-        <w:t>潮湿、油、化学品、粉尘、热源、冲击、磨损、振动及移动决定绝缘、护套、铠装和防护方式。还需考虑火焰、烟气及危险区域；消防或应急线路须满足所需供电连续性。</w:t>
-      </w:r>
-    </w:p>
-    <w:p>
-      <w:r>
-        <w:t>Moisture, oil, chemicals, dust, heat, impact, abrasion, vibration and movement govern insulation, sheath, armour and containment. Consider flame, smoke and hazardous areas, and required supply continuity for fire-service or emergency circuits.</w:t>
-      </w:r>
-    </w:p>
-    <w:p>
-      <w:pPr>
-        <w:pStyle w:val="Heading2"/>
-      </w:pPr>
-      <w:r>
-        <w:t>11 功率损耗及能源效益 / Power loss and energy efficiency</w:t>
-      </w:r>
-    </w:p>
-    <w:p>
-      <w:r>
-        <w:t>工业线路长期运行时，I²R损耗会增加发热和电费。合理增大截面可降低电阻与损耗，因此只满足载流量和压降的最小截面未必具有最佳运行经济性。</w:t>
-      </w:r>
-    </w:p>
-    <w:p>
-      <w:r>
-        <w:t>For long operating hours, I²R losses increase heating and electricity cost. A larger conductor reduces resistance and losses, so the minimum size satisfying capacity and voltage drop may not provide the best operating economy.</w:t>
-      </w:r>
-    </w:p>
-    <w:p>
-      <w:pPr>
-        <w:pStyle w:val="Heading2"/>
-      </w:pPr>
-      <w:r>
-        <w:t>12 端接、维修及扩建 / Termination, maintenance and expansion</w:t>
-      </w:r>
-    </w:p>
-    <w:p>
-      <w:r>
-        <w:t>截面及外径须适合端子、接线耳、格兰头和管槽，并满足端子温度、弯曲半径及检查维修要求。预留合理扩建能力；新增负载或成组回路后，应重新核查修正系数、压降及保护。</w:t>
-      </w:r>
-    </w:p>
-    <w:p>
-      <w:r>
-        <w:t>Size and diameter must suit terminals, lugs, glands and containment, including temperature, bending and maintenance requirements. Allow reasonable future capacity; added loads or grouped circuits require reassessment of corrections, voltage drop and protection.</w:t>
-      </w:r>
-    </w:p>
-    <w:p>
-      <w:r>
-        <w:t>因此，应综合安装方式、修正系数、电缆额定资料及工业使用条件选型，并在任何一项要求不满足时调整截面、结构或敷设安排。</w:t>
-      </w:r>
-    </w:p>
-    <w:p>
-      <w:r>
-        <w:t>Select the final cable by considering installation methods, applicable corrections, rating data and industrial service conditions together. Revise its size, construction or installation if any requirement is not satisfied.</w:t>
+        <w:t>Power loss is also a sizing criterion. At the same current, greater conductor resistance gives greater loss. Increasing cross-section reduces resistance and losses. Selection should therefore consider energy efficiency alongside capacity and voltage drop.</w:t>
       </w:r>
     </w:p>
     <w:sectPr>

--- a/downloads/PIA5704/PIA5704_Q2_Written_Answer.docx
+++ b/downloads/PIA5704/PIA5704_Q2_Written_Answer.docx
@@ -4,22 +4,30 @@
   <w:body>
     <w:p>
       <w:pPr>
-        <w:pStyle w:val="Heading1"/>
+        <w:pStyle w:val="Title"/>
       </w:pPr>
       <w:r>
-        <w:t>Q2 工业电缆的选择与截面确定</w:t>
-        <w:br/>
-        <w:t>Cable selection and sizing in an industrial environment</w:t>
+        <w:t>Q2 正式答案 / Written answer</w:t>
       </w:r>
     </w:p>
     <w:p>
       <w:r>
-        <w:t>电缆选择包括导体、绝缘、护套及铠装等；导体截面须兼顾载流量、压降及功率损耗。影响工业电气装置电缆选型及截面的因素如下。</w:t>
+        <w:t>工业电缆的选择及截面确定应分别考虑电缆是否适合使用条件，以及导体能否满足载流量、压降和功率损耗要求。</w:t>
       </w:r>
     </w:p>
     <w:p>
       <w:r>
-        <w:t>Cable selection covers the conductor, insulation, sheath and armour. Conductor size must consider current-carrying capacity, voltage drop and power loss. The governing factors for an industrial electrical installation are as follows.</w:t>
+        <w:t>Industrial cable selection and sizing must address both suitability for the service conditions and conductor performance in current-carrying capacity, voltage drop and power loss.</w:t>
+      </w:r>
+    </w:p>
+    <w:p>
+      <w:pPr>
+        <w:pStyle w:val="Heading1"/>
+      </w:pPr>
+      <w:r>
+        <w:t>【1】电缆选型的影响因素</w:t>
+        <w:br/>
+        <w:t>Factors governing cable selection</w:t>
       </w:r>
     </w:p>
     <w:p>
@@ -27,17 +35,17 @@
         <w:pStyle w:val="Heading2"/>
       </w:pPr>
       <w:r>
-        <w:t>1 电缆结构及材料 / Cable construction and materials</w:t>
+        <w:t>（1）导体、芯数及绝缘 / Conductor, cores and insulation</w:t>
       </w:r>
     </w:p>
     <w:p>
       <w:r>
-        <w:t>选择导体材料（铜或铝）、芯数、绝缘（PVC或XLPE）、护套及铠装。不同结构的额定资料不同，须使用与所选电缆相符的载流量及压降数据。</w:t>
+        <w:t>按使用要求选择铜或铝导体、芯数及PVC或XLPE绝缘。材料及结构会影响电阻、允许工作温度和额定资料，故载流量及压降数据必须与所选电缆相符。</w:t>
       </w:r>
     </w:p>
     <w:p>
       <w:r>
-        <w:t>Select the conductor material (copper or aluminium), number of cores, insulation (PVC or XLPE), sheath and armour. Different constructions require corresponding current-rating and voltage-drop data.</w:t>
+        <w:t>Select copper or aluminium conductors, the number of cores, and PVC or XLPE insulation to suit the service. Material and construction affect resistance, operating temperature and ratings; use current and voltage-drop data matching the selected cable.</w:t>
       </w:r>
     </w:p>
     <w:p>
@@ -45,17 +53,17 @@
         <w:pStyle w:val="Heading2"/>
       </w:pPr>
       <w:r>
-        <w:t>2 外部环境影响 / External influences</w:t>
+        <w:t>（2）外部环境、护套及铠装 / External influences, sheath and armour</w:t>
       </w:r>
     </w:p>
     <w:p>
       <w:r>
-        <w:t>工业装置的环境条件及一般特性须先评估，以选择合适的电缆结构和材料。不能只按负载电流选择截面，而忽略电缆是否适合实际使用环境。</w:t>
+        <w:t>评估工业装置的环境条件及一般特性，选择合适的护套、铠装和电缆结构。环境适用性影响电缆类型，不能仅凭负载电流或截面大小决定选型。</w:t>
       </w:r>
     </w:p>
     <w:p>
       <w:r>
-        <w:t>Assess the environmental conditions and general characteristics of the industrial installation to select suitable cable construction and materials. Selection must address suitability for service as well as conductor size for the load.</w:t>
+        <w:t>Assess the environmental conditions and general characteristics of the industrial installation when selecting sheath, armour and cable construction. Environmental suitability governs cable type; load current or cross-section alone is insufficient for selection.</w:t>
       </w:r>
     </w:p>
     <w:p>
@@ -63,53 +71,17 @@
         <w:pStyle w:val="Heading2"/>
       </w:pPr>
       <w:r>
-        <w:t>3 安装方式 / Installation method</w:t>
+        <w:t>（3）安装方式及排列 / Installation method and arrangement</w:t>
       </w:r>
     </w:p>
     <w:p>
       <w:r>
-        <w:t>安装方式影响散热及载流量。按Appendix 7识别参考Method，再选择A6(1)中对应的额定值；管道内、直接固定及自由空气等布置不能任意使用同一栏位。</w:t>
+        <w:t>按Appendix 7确定实际安装方式对应的参考Method，再查A6(1)的相应栏位。管道、线槽、直接固定、桥架或自由空气的散热不同；相制、导体数量及排列也须匹配。封闭地沟应采用其规定的修正条件。</w:t>
       </w:r>
     </w:p>
     <w:p>
       <w:r>
-        <w:t>Installation affects cooling and current-carrying capacity. Identify the reference Method from Appendix 7, then use the corresponding A6(1) rating. Conduit, clipped-direct and free-air arrangements require their respective rating columns.</w:t>
-      </w:r>
-    </w:p>
-    <w:p>
-      <w:pPr>
-        <w:pStyle w:val="Heading2"/>
-      </w:pPr>
-      <w:r>
-        <w:t>4 负载及设计电流 / Loading and design current</w:t>
-      </w:r>
-    </w:p>
-    <w:p>
-      <w:r>
-        <w:t>负载决定设计电流Ib。电缆在实际安装条件下须有足够的载流量；所需电流越大，通常需要更大的导体截面，以限制运行温升。</w:t>
-      </w:r>
-    </w:p>
-    <w:p>
-      <w:r>
-        <w:t>The load determines design current Ib. The cable must have adequate current-carrying capacity under its actual installation conditions. A higher required current generally calls for a larger conductor to limit temperature rise.</w:t>
-      </w:r>
-    </w:p>
-    <w:p>
-      <w:pPr>
-        <w:pStyle w:val="Heading2"/>
-      </w:pPr>
-      <w:r>
-        <w:t>5 环境温度 / Ambient temperature</w:t>
-      </w:r>
-    </w:p>
-    <w:p>
-      <w:r>
-        <w:t>环境温度升高会减少电缆的散热温差和允许温升余量，使可用载流量降低。应按绝缘种类及环境温度选择修正系数Ca，再确定所需表列载流量。</w:t>
-      </w:r>
-    </w:p>
-    <w:p>
-      <w:r>
-        <w:t>Higher ambient temperature reduces the thermal margin and available current-carrying capacity. Select ambient-temperature factor Ca for the insulation and ambient conditions before determining the required tabulated current rating.</w:t>
+        <w:t>Identify the reference Method in Appendix 7 and select the corresponding A6(1) column. Conduit, trunking, clipped-direct, tray and free-air arrangements differ in cooling. Match phase, conductor count and formation, and apply the specified corrections for enclosed trenches.</w:t>
       </w:r>
     </w:p>
     <w:p>
@@ -118,7 +90,9 @@
         <w:pageBreakBefore/>
       </w:pPr>
       <w:r>
-        <w:t>Q2 影响因素（续） / Governing factors (continued)</w:t>
+        <w:t>【2】导体截面确定的影响因素</w:t>
+        <w:br/>
+        <w:t>Factors governing conductor sizing</w:t>
       </w:r>
     </w:p>
     <w:p>
@@ -126,17 +100,17 @@
         <w:pStyle w:val="Heading2"/>
       </w:pPr>
       <w:r>
-        <w:t>6 电缆成组 / Grouping</w:t>
+        <w:t>（1）负载及设计电流 / Loading and design current</w:t>
       </w:r>
     </w:p>
     <w:p>
       <w:r>
-        <w:t>围护内或成束敷设的回路会互相加热，应采用成组系数Cg。Cg降低时，所需表列载流量增大，可能使导体截面明显增加；须按实际成组布置选择系数。</w:t>
+        <w:t>负载决定设计电流Ib。电缆在实际安装条件下须有足够载流量；电流需求越大，通常需要更大的截面，以限制导体温升。</w:t>
       </w:r>
     </w:p>
     <w:p>
       <w:r>
-        <w:t>Circuits grouped in enclosures or bunched together heat one another. Apply grouping factor Cg for the actual arrangement. A lower Cg increases the required tabulated rating and can significantly increase conductor size.</w:t>
+        <w:t>Loading determines design current Ib. The installed cable must have adequate current-carrying capacity. Higher current generally requires a larger cross-section to limit conductor temperature rise.</w:t>
       </w:r>
     </w:p>
     <w:p>
@@ -144,17 +118,17 @@
         <w:pStyle w:val="Heading2"/>
       </w:pPr>
       <w:r>
-        <w:t>7 隔热材料 / Thermal insulation</w:t>
+        <w:t>（2）环境温度 / Ambient temperature</w:t>
       </w:r>
     </w:p>
     <w:p>
       <w:r>
-        <w:t>隔热材料阻碍电缆散热，降低允许载流量。应根据实际隔热安装条件采用适当的额定值及隔热修正Ci，必要时增大导体截面。</w:t>
+        <w:t>环境温度升高会减少允许温升余量，降低可用载流量。按绝缘种类、温度及保护条件选择Ca；一般查A5(1)，BS 3036半封闭熔断器承担过载保护时查A5(2)。</w:t>
       </w:r>
     </w:p>
     <w:p>
       <w:r>
-        <w:t>Thermal insulation restricts heat dissipation and reduces permissible current. Use the rating and insulation correction Ci appropriate to the actual installation; a larger conductor may be required.</w:t>
+        <w:t>Higher ambient temperature reduces thermal margin and available capacity. Select Ca for insulation, temperature and protection conditions: generally A5(1), or A5(2) for overload protection by a BS 3036 semi-enclosed fuse.</w:t>
       </w:r>
     </w:p>
     <w:p>
@@ -162,17 +136,17 @@
         <w:pStyle w:val="Heading2"/>
       </w:pPr>
       <w:r>
-        <w:t>8 过电流保护器件 / Overcurrent protective device</w:t>
+        <w:t>（3）电缆成组 / Grouping</w:t>
       </w:r>
     </w:p>
     <w:p>
       <w:r>
-        <w:t>选线须考虑保护器件额定电流In，不能只按Ib查表。按适用的温度、成组、隔热及器件系数确定所需表列载流量It；BS 3036半封闭熔断器的器件系数Cd为0.725。</w:t>
+        <w:t>围护内或成束回路会互相加热。按A5(3)及实际数量、间距和排列选择Cg。Cg降低时，所需表列载流量增大，可能使截面明显增加。</w:t>
       </w:r>
     </w:p>
     <w:p>
       <w:r>
-        <w:t>Cable sizing must consider protective-device current rating In, rather than Ib alone. Determine required tabulated rating It using the applicable temperature, grouping, insulation and device factors. The device factor Cd for BS 3036 semi-enclosed fuses is 0.725.</w:t>
+        <w:t>Enclosed or bunched circuits heat one another. Select Cg from A5(3) for count, spacing and arrangement. A lower Cg increases the required tabulated capacity and may significantly increase conductor size.</w:t>
       </w:r>
     </w:p>
     <w:p>
@@ -180,17 +154,17 @@
         <w:pStyle w:val="Heading2"/>
       </w:pPr>
       <w:r>
-        <w:t>9 线路长度及压降 / Cable length and voltage drop</w:t>
+        <w:t>（4）隔热材料 / Thermal insulation</w:t>
       </w:r>
     </w:p>
     <w:p>
       <w:r>
-        <w:t>压降随线路长度和负载电流增加而增大。应按电缆类型、截面、安装方式及交流或直流回路选择压降数据，并计入上游压降；载流量合格后，仍可能因压降需要增大截面。</w:t>
+        <w:t>隔热材料阻碍散热，降低允许电流。按实际隔热安装条件选择基准额定值，并在适用时采用A5(4)及Ci；避免重复计入已由参考Method表示的同一隔热影响。</w:t>
       </w:r>
     </w:p>
     <w:p>
       <w:r>
-        <w:t>Voltage drop increases with route length and load current. Select data for cable type, size, installation and a.c. or d.c. circuit, and allow for upstream drop. A cable adequate for current capacity may still require a larger size to satisfy voltage-drop requirements.</w:t>
+        <w:t>Thermal insulation restricts cooling and permissible current. Select the base rating for the actual arrangement and apply A5(4) and Ci where relevant. Avoid duplicating an insulation effect already represented by the reference Method.</w:t>
       </w:r>
     </w:p>
     <w:p>
@@ -198,17 +172,53 @@
         <w:pStyle w:val="Heading2"/>
       </w:pPr>
       <w:r>
-        <w:t>10 功率损耗及能源效益 / Power loss and energy efficiency</w:t>
+        <w:t>（5）过电流保护器件 / Overcurrent protective device</w:t>
       </w:r>
     </w:p>
     <w:p>
       <w:r>
-        <w:t>功率损耗也是截面确定的标准。相同电流下，导体电阻越大，损耗越大；增大截面可降低电阻及损耗。因此选择时须兼顾能源效益，不能只检查载流量及压降。</w:t>
+        <w:t>按保护器件额定电流In及适用修正确定所需表列载流量It，不能只按Ib查表。器件系数Cd按A5(5)选择：BS 3036半封闭熔断器为0.725，其他所列器件为1.0。</w:t>
       </w:r>
     </w:p>
     <w:p>
       <w:r>
-        <w:t>Power loss is also a sizing criterion. At the same current, greater conductor resistance gives greater loss. Increasing cross-section reduces resistance and losses. Selection should therefore consider energy efficiency alongside capacity and voltage drop.</w:t>
+        <w:t>Determine required tabulated capacity It from protective-device rating In and applicable corrections, rather than Ib alone. A5(5) gives Cd = 0.725 for BS 3036 semi-enclosed fuses and 1.0 for the other listed devices.</w:t>
+      </w:r>
+    </w:p>
+    <w:p>
+      <w:pPr>
+        <w:pStyle w:val="Heading2"/>
+      </w:pPr>
+      <w:r>
+        <w:t>（6）线路长度及压降 / Cable length and voltage drop</w:t>
+      </w:r>
+    </w:p>
+    <w:p>
+      <w:r>
+        <w:t>压降随长度及负载电流增加而增大。按电缆类型、截面、安装方式及回路种类查A6(1)压降数据，并计入上游压降；通过载流量检查后，仍可能因压降需要增大截面。</w:t>
+      </w:r>
+    </w:p>
+    <w:p>
+      <w:r>
+        <w:t>Voltage drop increases with length and load current. Use A6(1) data matching type, size, installation and circuit, including upstream drop. A cable adequate for current capacity may still need a larger size for voltage drop.</w:t>
+      </w:r>
+    </w:p>
+    <w:p>
+      <w:pPr>
+        <w:pStyle w:val="Heading2"/>
+      </w:pPr>
+      <w:r>
+        <w:t>（7）功率损耗及能源效益 / Power loss and energy efficiency</w:t>
+      </w:r>
+    </w:p>
+    <w:p>
+      <w:r>
+        <w:t>相同电流下，导体电阻越大，损耗越大。增大截面可降低电阻和损耗，因此截面确定须同时考虑能源效益，不能只满足载流量和压降。</w:t>
+      </w:r>
+    </w:p>
+    <w:p>
+      <w:r>
+        <w:t>At the same current, higher conductor resistance causes greater loss. Increasing cross-section reduces resistance and losses. Sizing must therefore consider energy efficiency as well as capacity and voltage drop.</w:t>
       </w:r>
     </w:p>
     <w:sectPr>
@@ -612,7 +622,7 @@
     <w:qFormat/>
     <w:rsid w:val="00FC693F"/>
     <w:pPr>
-      <w:spacing w:after="100" w:line="254" w:lineRule="auto"/>
+      <w:spacing w:after="80" w:line="247" w:lineRule="auto"/>
     </w:pPr>
     <w:rPr>
       <w:rFonts w:ascii="Calibri" w:hAnsi="Calibri" w:eastAsia="Noto Sans CJK SC"/>
@@ -698,7 +708,7 @@
     <w:pPr>
       <w:keepNext/>
       <w:keepLines/>
-      <w:spacing w:before="200" w:after="120"/>
+      <w:spacing w:before="120" w:after="80"/>
       <w:outlineLvl w:val="1"/>
     </w:pPr>
     <w:rPr>
